--- a/tillsyn/A 999-2023 tillsynsbegäran.docx
+++ b/tillsyn/A 999-2023 tillsynsbegäran.docx
@@ -497,7 +497,7 @@
     <w:r>
       <w:tab/>
       <w:tab/>
-      <w:t>2026-09-14</w:t>
+      <w:t>2026-09-15</w:t>
       <w:br/>
       <w:br/>
     </w:r>

--- a/tillsyn/A 999-2023 tillsynsbegäran.docx
+++ b/tillsyn/A 999-2023 tillsynsbegäran.docx
@@ -497,7 +497,7 @@
     <w:r>
       <w:tab/>
       <w:tab/>
-      <w:t>2026-09-15</w:t>
+      <w:t>2026-09-16</w:t>
       <w:br/>
       <w:br/>
     </w:r>

--- a/tillsyn/A 999-2023 tillsynsbegäran.docx
+++ b/tillsyn/A 999-2023 tillsynsbegäran.docx
@@ -497,7 +497,7 @@
     <w:r>
       <w:tab/>
       <w:tab/>
-      <w:t>2026-09-16</w:t>
+      <w:t>2026-09-17</w:t>
       <w:br/>
       <w:br/>
     </w:r>

--- a/tillsyn/A 999-2023 tillsynsbegäran.docx
+++ b/tillsyn/A 999-2023 tillsynsbegäran.docx
@@ -497,7 +497,7 @@
     <w:r>
       <w:tab/>
       <w:tab/>
-      <w:t>2026-09-17</w:t>
+      <w:t>2026-09-18</w:t>
       <w:br/>
       <w:br/>
     </w:r>

--- a/tillsyn/A 999-2023 tillsynsbegäran.docx
+++ b/tillsyn/A 999-2023 tillsynsbegäran.docx
@@ -497,7 +497,7 @@
     <w:r>
       <w:tab/>
       <w:tab/>
-      <w:t>2026-09-18</w:t>
+      <w:t>2026-09-19</w:t>
       <w:br/>
       <w:br/>
     </w:r>

--- a/tillsyn/A 999-2023 tillsynsbegäran.docx
+++ b/tillsyn/A 999-2023 tillsynsbegäran.docx
@@ -497,7 +497,7 @@
     <w:r>
       <w:tab/>
       <w:tab/>
-      <w:t>2026-09-19</w:t>
+      <w:t>2026-09-21</w:t>
       <w:br/>
       <w:br/>
     </w:r>

--- a/tillsyn/A 999-2023 tillsynsbegäran.docx
+++ b/tillsyn/A 999-2023 tillsynsbegäran.docx
@@ -497,7 +497,7 @@
     <w:r>
       <w:tab/>
       <w:tab/>
-      <w:t>2026-09-21</w:t>
+      <w:t>2026-09-23</w:t>
       <w:br/>
       <w:br/>
     </w:r>

--- a/tillsyn/A 999-2023 tillsynsbegäran.docx
+++ b/tillsyn/A 999-2023 tillsynsbegäran.docx
@@ -497,7 +497,7 @@
     <w:r>
       <w:tab/>
       <w:tab/>
-      <w:t>2026-09-23</w:t>
+      <w:t>2026-09-24</w:t>
       <w:br/>
       <w:br/>
     </w:r>

--- a/tillsyn/A 999-2023 tillsynsbegäran.docx
+++ b/tillsyn/A 999-2023 tillsynsbegäran.docx
@@ -497,7 +497,7 @@
     <w:r>
       <w:tab/>
       <w:tab/>
-      <w:t>2026-09-24</w:t>
+      <w:t>2026-09-25</w:t>
       <w:br/>
       <w:br/>
     </w:r>

--- a/tillsyn/A 999-2023 tillsynsbegäran.docx
+++ b/tillsyn/A 999-2023 tillsynsbegäran.docx
@@ -497,7 +497,7 @@
     <w:r>
       <w:tab/>
       <w:tab/>
-      <w:t>2026-09-25</w:t>
+      <w:t>2026-09-26</w:t>
       <w:br/>
       <w:br/>
     </w:r>

--- a/tillsyn/A 999-2023 tillsynsbegäran.docx
+++ b/tillsyn/A 999-2023 tillsynsbegäran.docx
@@ -497,7 +497,7 @@
     <w:r>
       <w:tab/>
       <w:tab/>
-      <w:t>2026-09-26</w:t>
+      <w:t>2026-09-27</w:t>
       <w:br/>
       <w:br/>
     </w:r>

--- a/tillsyn/A 999-2023 tillsynsbegäran.docx
+++ b/tillsyn/A 999-2023 tillsynsbegäran.docx
@@ -497,7 +497,7 @@
     <w:r>
       <w:tab/>
       <w:tab/>
-      <w:t>2026-09-27</w:t>
+      <w:t>2026-09-28</w:t>
       <w:br/>
       <w:br/>
     </w:r>

--- a/tillsyn/A 999-2023 tillsynsbegäran.docx
+++ b/tillsyn/A 999-2023 tillsynsbegäran.docx
@@ -497,7 +497,7 @@
     <w:r>
       <w:tab/>
       <w:tab/>
-      <w:t>2026-09-28</w:t>
+      <w:t>2026-09-29</w:t>
       <w:br/>
       <w:br/>
     </w:r>

--- a/tillsyn/A 999-2023 tillsynsbegäran.docx
+++ b/tillsyn/A 999-2023 tillsynsbegäran.docx
@@ -497,7 +497,7 @@
     <w:r>
       <w:tab/>
       <w:tab/>
-      <w:t>2026-09-29</w:t>
+      <w:t>2026-09-30</w:t>
       <w:br/>
       <w:br/>
     </w:r>

--- a/tillsyn/A 999-2023 tillsynsbegäran.docx
+++ b/tillsyn/A 999-2023 tillsynsbegäran.docx
@@ -497,7 +497,7 @@
     <w:r>
       <w:tab/>
       <w:tab/>
-      <w:t>2026-09-30</w:t>
+      <w:t>2026-10-01</w:t>
       <w:br/>
       <w:br/>
     </w:r>

--- a/tillsyn/A 999-2023 tillsynsbegäran.docx
+++ b/tillsyn/A 999-2023 tillsynsbegäran.docx
@@ -497,7 +497,7 @@
     <w:r>
       <w:tab/>
       <w:tab/>
-      <w:t>2026-10-01</w:t>
+      <w:t>2026-10-02</w:t>
       <w:br/>
       <w:br/>
     </w:r>

--- a/tillsyn/A 999-2023 tillsynsbegäran.docx
+++ b/tillsyn/A 999-2023 tillsynsbegäran.docx
@@ -497,7 +497,7 @@
     <w:r>
       <w:tab/>
       <w:tab/>
-      <w:t>2026-10-02</w:t>
+      <w:t>2026-10-03</w:t>
       <w:br/>
       <w:br/>
     </w:r>

--- a/tillsyn/A 999-2023 tillsynsbegäran.docx
+++ b/tillsyn/A 999-2023 tillsynsbegäran.docx
@@ -497,7 +497,7 @@
     <w:r>
       <w:tab/>
       <w:tab/>
-      <w:t>2026-10-03</w:t>
+      <w:t>2026-10-04</w:t>
       <w:br/>
       <w:br/>
     </w:r>

--- a/tillsyn/A 999-2023 tillsynsbegäran.docx
+++ b/tillsyn/A 999-2023 tillsynsbegäran.docx
@@ -497,7 +497,7 @@
     <w:r>
       <w:tab/>
       <w:tab/>
-      <w:t>2026-10-04</w:t>
+      <w:t>2026-10-05</w:t>
       <w:br/>
       <w:br/>
     </w:r>

--- a/tillsyn/A 999-2023 tillsynsbegäran.docx
+++ b/tillsyn/A 999-2023 tillsynsbegäran.docx
@@ -497,7 +497,7 @@
     <w:r>
       <w:tab/>
       <w:tab/>
-      <w:t>2026-10-05</w:t>
+      <w:t>2026-10-06</w:t>
       <w:br/>
       <w:br/>
     </w:r>

--- a/tillsyn/A 999-2023 tillsynsbegäran.docx
+++ b/tillsyn/A 999-2023 tillsynsbegäran.docx
@@ -497,7 +497,7 @@
     <w:r>
       <w:tab/>
       <w:tab/>
-      <w:t>2026-10-06</w:t>
+      <w:t>2026-10-07</w:t>
       <w:br/>
       <w:br/>
     </w:r>

--- a/tillsyn/A 999-2023 tillsynsbegäran.docx
+++ b/tillsyn/A 999-2023 tillsynsbegäran.docx
@@ -497,7 +497,7 @@
     <w:r>
       <w:tab/>
       <w:tab/>
-      <w:t>2026-10-07</w:t>
+      <w:t>2026-10-08</w:t>
       <w:br/>
       <w:br/>
     </w:r>

--- a/tillsyn/A 999-2023 tillsynsbegäran.docx
+++ b/tillsyn/A 999-2023 tillsynsbegäran.docx
@@ -22,7 +22,7 @@
       <w:r>
         <w:drawing>
           <wp:inline xmlns:a="http://schemas.openxmlformats.org/drawingml/2006/main" xmlns:pic="http://schemas.openxmlformats.org/drawingml/2006/picture">
-            <wp:extent cx="5486400" cy="4642461"/>
+            <wp:extent cx="5486400" cy="4371693"/>
             <wp:docPr id="1" name="Picture 1"/>
             <wp:cNvGraphicFramePr>
               <a:graphicFrameLocks noChangeAspect="1"/>
@@ -43,7 +43,7 @@
                   <pic:spPr>
                     <a:xfrm>
                       <a:off x="0" y="0"/>
-                      <a:ext cx="5486400" cy="4642461"/>
+                      <a:ext cx="5486400" cy="4371693"/>
                     </a:xfrm>
                     <a:prstGeom prst="rect"/>
                   </pic:spPr>
@@ -65,7 +65,7 @@
     </w:p>
     <w:p>
       <w:r>
-        <w:t>I och inom 24 meter från avverkningsanmälan finns fynd av 7 naturvårdsarter, varav 6 är rödlistade, 3 är fridlysta och 1 är typisk (T): ask (EN), garderönn (VU, §7), backtimjan (NT), dårgräsfjäril (NT, §4a), solvända (NT), svinrot (NT) och spillkråka (T, §4). Se Figur 1.</w:t>
+        <w:t>I och inom 24 meter från avverkningsanmälan finns fynd av 20 naturvårdsarter, varav 16 är rödlistade, 3 är fridlysta, 4 är typiska (T) och 3 är signalarter (S): ask (EN), sienamusseron (EN), garderönn (VU, §7), gulsträngad fagerspindling (VU), svartgrön spindling (VU), trollspindling (VU), violettfläckig spindling (VU), backtimjan (NT), blå slemspindling (NT, T), denisespindling (NT), dårgräsfjäril (NT, §4a), flattoppad klubbsvamp (NT), odörspindling (NT), solvända (NT), svinrot (NT), vårärt (NT, T), anisspindling (S), grovticka (S, T), olivspindling (S) och spillkråka (T, §4). Se Figur 1.</w:t>
       </w:r>
     </w:p>
     <w:p>
@@ -115,6 +115,17 @@
         <w:rPr>
           <w:b/>
         </w:rPr>
+        <w:t>Sienamusseron (EN)</w:t>
+      </w:r>
+      <w:r>
+        <w:t xml:space="preserve"> är en mycket sällsynt och starkt hotad art som bildar mykorrhiza med tall i kalkbarrskog, ofta på något sandiga jordar. Det största enskilda hotet mot arten är slutavverkning av de skogsbestånd där den växer. Sienamusseronen omfattas av ett åtgärdsprogram för hotade arter (ÅGP) och är placerad högst upp i Skogsstyrelsens värdepyramid för bedömning av skog med höga naturvärden. Samtliga förekomster kan tolkas som relikter och varje lokal har mycket högt skyddsvärde (SLU Artdatabanken, 2024; Nitare &amp; Skogsstyrelsen, 2019; Johansson &amp; Bohus-Jensen, 2011).</w:t>
+      </w:r>
+    </w:p>
+    <w:p>
+      <w:r>
+        <w:rPr>
+          <w:b/>
+        </w:rPr>
         <w:t>Garderönn (VU, §7)</w:t>
       </w:r>
       <w:r>
@@ -126,10 +137,167 @@
         <w:rPr>
           <w:b/>
         </w:rPr>
+        <w:t>Gulsträngad fagerspindling (VU)</w:t>
+      </w:r>
+      <w:r>
+        <w:t>, som bildar mykorrhiza med tall och gran i luckig kalkbarrskog, har sin huvudsakliga utbredning på Gotland samt enstaka fynd på norra Öland. Arten är placerad högst upp i Skogsstyrelsens värdepyramid för bedömning av skog med höga naturvärden och hotas av slutavverkningar av äldre kontinuitetsbarrskog. Lokaler med arten måste skyddas från avverkning och kalkbrytning. Gulsträngad fagerspindling är globalt rödlistad som sårbar (VU) vilket innebär att Sverige har ett internationellt ansvar för arten (SLU Artdatabanken, 2024; Nitare &amp; Skogsstyrelsen, 2019; IUCN, 2019).</w:t>
+      </w:r>
+    </w:p>
+    <w:p>
+      <w:r>
+        <w:rPr>
+          <w:b/>
+        </w:rPr>
+        <w:t>Svartgrön spindling (VU)</w:t>
+      </w:r>
+      <w:r>
+        <w:t>, som bildar mykorrhiza med gran och tall i ängsgranskog och barrblandskog på kalkrik mark, har i Sverige sin huvudsakliga utbredning på Gotland. Arten är placerad högst upp i Skogsstyrelsens värdepyramid för bedömning av skog med höga naturvärden och den missgynnas av intensivt skogsbruk och kalavverkningar. Svartgrön spindling är globalt rödlistad som nära hotad (NT) vilket innebär att Sverige har ett internationellt ansvar för arten (SLU Artdatabanken, 2024; Nitare &amp; Skogsstyrelsen, 2019; IUCN, 2019).</w:t>
+      </w:r>
+    </w:p>
+    <w:p>
+      <w:r>
+        <w:rPr>
+          <w:b/>
+        </w:rPr>
+        <w:t>Trollspindling (VU)</w:t>
+      </w:r>
+      <w:r>
+        <w:t xml:space="preserve"> är en ytterst sällsynt ädelspindling som bildar mykorrhiza med tall och gran i ljusöppen och luckig kalkbarrskog. Främsta hotet är rationellt skogsbruk med slutavverkning eller andra avverkningar. Skydda kända lokaler formellt och om svampen påträffas på nya lokaler bör även dessa skyddas (SLU Artdatabanken, 2026).</w:t>
+      </w:r>
+    </w:p>
+    <w:p>
+      <w:r>
+        <w:rPr>
+          <w:b/>
+        </w:rPr>
+        <w:t>Violettfläckig spindling (VU)</w:t>
+      </w:r>
+      <w:r>
+        <w:t xml:space="preserve"> bildar mykorrhiza med gran och tall i äldre kalkbarrskogar på torr, örtrik mark. Minskningstakten uppgår till 30 % inom 50 år och överstiger gränsvärdet för Sårbar (VU). Artens ekologiska krav med fynd enbart i äldre, örtrika kalkbarrskogar med kontinuitet, miljöer som idag ofta är starkt hotade av slutavverkningar, gör den mycket sårbar. Alla kända lokaler har ett högt skyddsvärde och kalkbarrskogar med höga naturvärden bör få områdesskydd med individuellt anpassade skötselråd (SLU Artdatabanken, 2024).</w:t>
+      </w:r>
+    </w:p>
+    <w:p>
+      <w:r>
+        <w:rPr>
+          <w:b/>
+        </w:rPr>
+        <w:t>Blå slemspindling (NT)</w:t>
+      </w:r>
+      <w:r>
+        <w:t xml:space="preserve"> är en mykorrhizasvamp som förekommer i kalkgranskogar med välutvecklade mossmattor och ett örtrikt fältskikt. Den växer även på rik mark i ädellövskog under bok, ek. lind och hassel. Växtplatserna har ofta hög luftfuktighet och ligger gärna i anslutning till en bäck eller ett fuktdråg där marken inte blir helt uttorkad under sommaren. Arten signalerar höga naturvärden och växer ofta tillsammans med många andra ovanliga och rödlistade arter. Den totala populationen i landet bedöms ha minskat och väntas fortsätta minska, främst till följd av avverkning av kalkbarrskogar. Blå slemspindling är typisk art för </w:t>
+      </w:r>
+      <w:r>
+        <w:rPr>
+          <w:i/>
+        </w:rPr>
+        <w:t xml:space="preserve">9050 Näringsrik granskog </w:t>
+      </w:r>
+      <w:r>
+        <w:t>(SLU Artdatabanken, 2026; Nitare &amp; Skogsstyrelsen, 2019).</w:t>
+      </w:r>
+    </w:p>
+    <w:p>
+      <w:r>
+        <w:rPr>
+          <w:b/>
+        </w:rPr>
+        <w:t>Denisespindling (NT)</w:t>
+      </w:r>
+      <w:r>
+        <w:t xml:space="preserve"> bildar mykorrhiza med tall och gran i kalktallskog och ängsgranskog på kalkrik mark. Artens koppling till produktiva äldre granskogar med hög bonitet gör den särskilt utsatt för slutavverkning. Kalkbarrskogar med höga naturvärden bör undantas från rationellt skogsbruk och få områdesskydd med anpassade skötselråd (SLU Artdatabanken, 2024).</w:t>
+      </w:r>
+    </w:p>
+    <w:p>
+      <w:r>
+        <w:rPr>
+          <w:b/>
+        </w:rPr>
         <w:t>Dårgräsfjäril (NT, §4a)</w:t>
       </w:r>
       <w:r>
         <w:t xml:space="preserve"> är rödlistad som nära hotad, fridlyst enligt 4a§ artskyddsförordningen och omfattas av bilaga 4 EU:s art- och habitatdirektiv vilket innebär ett strikt skydd där hela livsmiljön ska bevaras. Sedan 2005 omfattas dårgräsfjärilen av ett åtgärdsprogram för hotade arter (SLU Artdatabanken, 2024; Bergman, 2005). Hanar av dårgräsfjärilen ses ofta patrullera längs med bryn och vägar medan ägg-, larv- och puppstadier sker i bryn och i mindre gläntor inne i skogen. Speciellt äggen är uttorkningskänsliga och arten överlever inte kalavverkning (SLU Artdatabanken, 2024).</w:t>
+      </w:r>
+    </w:p>
+    <w:p>
+      <w:r>
+        <w:rPr>
+          <w:b/>
+        </w:rPr>
+        <w:t xml:space="preserve">Flattoppad klubbsvamp (NT) </w:t>
+      </w:r>
+      <w:r>
+        <w:t>bildar mykorrhiza med gran och växer i äldre barrskog på näringsrik, kalkpåverkad mark. Växtmiljön utgörs vanligen av örtrika granskogar med höga naturvärden, gärna påverkade av ytligt och rörligt markvatten. Svampen kräver välutvecklade gamla mossmattor med konstant fuktigt mikroklimat och hotas främst av slutavverkning av äldre ängsgranskogar på näringsrik mark. Artens lokaler bör undantas från skogsbruk (SLU Artdatabanken, 2024).</w:t>
+      </w:r>
+    </w:p>
+    <w:p>
+      <w:r>
+        <w:rPr>
+          <w:b/>
+        </w:rPr>
+        <w:t>Odörspindling (NT)</w:t>
+      </w:r>
+      <w:r>
+        <w:t xml:space="preserve"> bildar mykorrhiza med gran och tall i örtrik kalkbarrskog. Den uppträder huvudsakligen i äldre barrskogar så kallade ”bondeskogar” med en lång trädkontinuitet. Minskningstakten uppgår till 15 % inom 50 år och bedöms vara nära gränsvärdet för Sårbar (VU). (A2c+3c+4c). Virkesrika, äldre barrskogar med hög bonitet, på bättre jordar är en bristvara i befintliga, skyddade områden i Sverige och fler örtrika barrskogar med trädkontinuitet måste skyddas i större utsträckning än vad som tidigare gjorts. Områden med odörspindling bör inte gallras eller plockhuggas om inte huggningen efterföljs av skogsbete (SLU Artdatabanken, 2024).</w:t>
+      </w:r>
+    </w:p>
+    <w:p>
+      <w:r>
+        <w:rPr>
+          <w:b/>
+        </w:rPr>
+        <w:t>Vårärt (NT)</w:t>
+      </w:r>
+      <w:r>
+        <w:t xml:space="preserve"> är en kalkgynnad mullväxt som är knuten till rik lundartad vegetation och har sin huvudsakliga förekomst i sydliga kalklövskogar, lövängen och hässlen. Den har även viktiga förekomster av reliktkaraktär i örtrika kalkgranskogar på frisk eller något fuktig mark i mellersta Sverige. Vårärt är en extra betydelsefull signalart i boreala och boreonemorala kalkgranskogar, då dessa förekomster nu är starkt fragmenterade och troligen visar på en flertusenårig ekologisk kontinuitet där spridning och etablering kan ha skett under postglaciala värmetiden. Arten tål inte dagens storskaliga skogsbruksmetoder och den kommer in på rödlistan för första gången 2025 till följd av en kraftig minskning (&gt;50%) i Riksskogstaxeringens data. Vårärt är typisk art för </w:t>
+      </w:r>
+      <w:r>
+        <w:rPr>
+          <w:i/>
+        </w:rPr>
+        <w:t xml:space="preserve">9050 Näringsrik granskog, 9020 Nordlig ädellövskog, 9160 Näringsrik ekskog </w:t>
+      </w:r>
+      <w:r>
+        <w:t xml:space="preserve">och </w:t>
+      </w:r>
+      <w:r>
+        <w:rPr>
+          <w:i/>
+        </w:rPr>
+        <w:t>9180 Ädellövskog i branter</w:t>
+      </w:r>
+      <w:r>
+        <w:t xml:space="preserve"> (Nitare &amp; Skogsstyrelsen, 2019; SLU Artdatabanken, 2026).</w:t>
+      </w:r>
+    </w:p>
+    <w:p>
+      <w:r>
+        <w:rPr>
+          <w:b/>
+        </w:rPr>
+        <w:t>Grovticka</w:t>
+      </w:r>
+      <w:r>
+        <w:t xml:space="preserve"> är i skogslandskapet främst knuten till naturskogsartad äldre barrskog. Den är där en värdefull ”gammelskogsindikator” och påträffas mest vid tallar som är över 200 år gamla.  Grovticka är typisk art för </w:t>
+      </w:r>
+      <w:r>
+        <w:rPr>
+          <w:i/>
+        </w:rPr>
+        <w:t xml:space="preserve">9060 Åsbarrskog </w:t>
+      </w:r>
+      <w:r>
+        <w:t>(Nitare &amp; Skogsstyrelsen, 2019; SLU Artdatabanken, 2025).</w:t>
+      </w:r>
+    </w:p>
+    <w:p>
+      <w:r>
+        <w:rPr>
+          <w:b/>
+        </w:rPr>
+        <w:t>Olivspindling</w:t>
+      </w:r>
+      <w:r>
+        <w:t xml:space="preserve"> växer uteslutande på näringsrik och kalkhaltig skogsmark där den huvudsakligen bildar mykorrhiza med gran och tall. Svampen är en typisk representant för kalkgranskogens särpräglade och rika svampflora. Kalavverkning är ett hot mot arten, eftersom den sannolikt kräver lång kontinuitet av äldre träd. Populationerna i landet bedöms därför minska beroende på slutavverkning av äldre barrskog på kalkhaltig mark (SLU Artdatabanken, 2024; Nitare &amp; Skogsstyrelsen, 2019).</w:t>
       </w:r>
     </w:p>
     <w:p>
@@ -497,7 +665,7 @@
     <w:r>
       <w:tab/>
       <w:tab/>
-      <w:t>2026-10-08</w:t>
+      <w:t>2026-10-09</w:t>
       <w:br/>
       <w:br/>
     </w:r>

--- a/tillsyn/A 999-2023 tillsynsbegäran.docx
+++ b/tillsyn/A 999-2023 tillsynsbegäran.docx
@@ -665,7 +665,7 @@
     <w:r>
       <w:tab/>
       <w:tab/>
-      <w:t>2026-10-09</w:t>
+      <w:t>2026-10-10</w:t>
       <w:br/>
       <w:br/>
     </w:r>

--- a/tillsyn/A 999-2023 tillsynsbegäran.docx
+++ b/tillsyn/A 999-2023 tillsynsbegäran.docx
@@ -665,7 +665,7 @@
     <w:r>
       <w:tab/>
       <w:tab/>
-      <w:t>2026-10-10</w:t>
+      <w:t>2026-10-11</w:t>
       <w:br/>
       <w:br/>
     </w:r>

--- a/tillsyn/A 999-2023 tillsynsbegäran.docx
+++ b/tillsyn/A 999-2023 tillsynsbegäran.docx
@@ -665,7 +665,7 @@
     <w:r>
       <w:tab/>
       <w:tab/>
-      <w:t>2026-10-11</w:t>
+      <w:t>2026-10-12</w:t>
       <w:br/>
       <w:br/>
     </w:r>

--- a/tillsyn/A 999-2023 tillsynsbegäran.docx
+++ b/tillsyn/A 999-2023 tillsynsbegäran.docx
@@ -665,7 +665,7 @@
     <w:r>
       <w:tab/>
       <w:tab/>
-      <w:t>2026-10-12</w:t>
+      <w:t>2026-10-13</w:t>
       <w:br/>
       <w:br/>
     </w:r>

--- a/tillsyn/A 999-2023 tillsynsbegäran.docx
+++ b/tillsyn/A 999-2023 tillsynsbegäran.docx
@@ -665,7 +665,7 @@
     <w:r>
       <w:tab/>
       <w:tab/>
-      <w:t>2026-10-13</w:t>
+      <w:t>2026-10-14</w:t>
       <w:br/>
       <w:br/>
     </w:r>

--- a/tillsyn/A 999-2023 tillsynsbegäran.docx
+++ b/tillsyn/A 999-2023 tillsynsbegäran.docx
@@ -665,7 +665,7 @@
     <w:r>
       <w:tab/>
       <w:tab/>
-      <w:t>2026-10-14</w:t>
+      <w:t>2026-10-15</w:t>
       <w:br/>
       <w:br/>
     </w:r>

--- a/tillsyn/A 999-2023 tillsynsbegäran.docx
+++ b/tillsyn/A 999-2023 tillsynsbegäran.docx
@@ -665,7 +665,7 @@
     <w:r>
       <w:tab/>
       <w:tab/>
-      <w:t>2026-10-15</w:t>
+      <w:t>2026-10-16</w:t>
       <w:br/>
       <w:br/>
     </w:r>

--- a/tillsyn/A 999-2023 tillsynsbegäran.docx
+++ b/tillsyn/A 999-2023 tillsynsbegäran.docx
@@ -665,7 +665,7 @@
     <w:r>
       <w:tab/>
       <w:tab/>
-      <w:t>2026-10-16</w:t>
+      <w:t>2026-10-17</w:t>
       <w:br/>
       <w:br/>
     </w:r>

--- a/tillsyn/A 999-2023 tillsynsbegäran.docx
+++ b/tillsyn/A 999-2023 tillsynsbegäran.docx
@@ -665,7 +665,7 @@
     <w:r>
       <w:tab/>
       <w:tab/>
-      <w:t>2026-10-17</w:t>
+      <w:t>2026-10-18</w:t>
       <w:br/>
       <w:br/>
     </w:r>

--- a/tillsyn/A 999-2023 tillsynsbegäran.docx
+++ b/tillsyn/A 999-2023 tillsynsbegäran.docx
@@ -665,7 +665,7 @@
     <w:r>
       <w:tab/>
       <w:tab/>
-      <w:t>2026-10-18</w:t>
+      <w:t>2026-10-19</w:t>
       <w:br/>
       <w:br/>
     </w:r>

--- a/tillsyn/A 999-2023 tillsynsbegäran.docx
+++ b/tillsyn/A 999-2023 tillsynsbegäran.docx
@@ -665,7 +665,7 @@
     <w:r>
       <w:tab/>
       <w:tab/>
-      <w:t>2026-10-19</w:t>
+      <w:t>2026-10-20</w:t>
       <w:br/>
       <w:br/>
     </w:r>

--- a/tillsyn/A 999-2023 tillsynsbegäran.docx
+++ b/tillsyn/A 999-2023 tillsynsbegäran.docx
@@ -665,7 +665,7 @@
     <w:r>
       <w:tab/>
       <w:tab/>
-      <w:t>2026-10-20</w:t>
+      <w:t>2026-10-21</w:t>
       <w:br/>
       <w:br/>
     </w:r>

--- a/tillsyn/A 999-2023 tillsynsbegäran.docx
+++ b/tillsyn/A 999-2023 tillsynsbegäran.docx
@@ -665,7 +665,7 @@
     <w:r>
       <w:tab/>
       <w:tab/>
-      <w:t>2026-10-21</w:t>
+      <w:t>2026-10-22</w:t>
       <w:br/>
       <w:br/>
     </w:r>

--- a/tillsyn/A 999-2023 tillsynsbegäran.docx
+++ b/tillsyn/A 999-2023 tillsynsbegäran.docx
@@ -665,7 +665,7 @@
     <w:r>
       <w:tab/>
       <w:tab/>
-      <w:t>2026-10-22</w:t>
+      <w:t>2026-10-23</w:t>
       <w:br/>
       <w:br/>
     </w:r>

--- a/tillsyn/A 999-2023 tillsynsbegäran.docx
+++ b/tillsyn/A 999-2023 tillsynsbegäran.docx
@@ -665,7 +665,7 @@
     <w:r>
       <w:tab/>
       <w:tab/>
-      <w:t>2026-10-23</w:t>
+      <w:t>2026-10-24</w:t>
       <w:br/>
       <w:br/>
     </w:r>

--- a/tillsyn/A 999-2023 tillsynsbegäran.docx
+++ b/tillsyn/A 999-2023 tillsynsbegäran.docx
@@ -665,7 +665,7 @@
     <w:r>
       <w:tab/>
       <w:tab/>
-      <w:t>2026-10-24</w:t>
+      <w:t>2026-10-25</w:t>
       <w:br/>
       <w:br/>
     </w:r>

--- a/tillsyn/A 999-2023 tillsynsbegäran.docx
+++ b/tillsyn/A 999-2023 tillsynsbegäran.docx
@@ -665,7 +665,7 @@
     <w:r>
       <w:tab/>
       <w:tab/>
-      <w:t>2026-10-25</w:t>
+      <w:t>2026-10-26</w:t>
       <w:br/>
       <w:br/>
     </w:r>

--- a/tillsyn/A 999-2023 tillsynsbegäran.docx
+++ b/tillsyn/A 999-2023 tillsynsbegäran.docx
@@ -665,7 +665,7 @@
     <w:r>
       <w:tab/>
       <w:tab/>
-      <w:t>2026-10-26</w:t>
+      <w:t>2026-10-27</w:t>
       <w:br/>
       <w:br/>
     </w:r>

--- a/tillsyn/A 999-2023 tillsynsbegäran.docx
+++ b/tillsyn/A 999-2023 tillsynsbegäran.docx
@@ -665,7 +665,7 @@
     <w:r>
       <w:tab/>
       <w:tab/>
-      <w:t>2026-10-27</w:t>
+      <w:t>2026-10-28</w:t>
       <w:br/>
       <w:br/>
     </w:r>

--- a/tillsyn/A 999-2023 tillsynsbegäran.docx
+++ b/tillsyn/A 999-2023 tillsynsbegäran.docx
@@ -665,7 +665,7 @@
     <w:r>
       <w:tab/>
       <w:tab/>
-      <w:t>2026-10-28</w:t>
+      <w:t>2026-10-29</w:t>
       <w:br/>
       <w:br/>
     </w:r>

--- a/tillsyn/A 999-2023 tillsynsbegäran.docx
+++ b/tillsyn/A 999-2023 tillsynsbegäran.docx
@@ -665,7 +665,7 @@
     <w:r>
       <w:tab/>
       <w:tab/>
-      <w:t>2026-10-29</w:t>
+      <w:t>2026-10-31</w:t>
       <w:br/>
       <w:br/>
     </w:r>
